--- a/public/Emmanuel_Nanadoum_Solutions_Engineer_Resume.docx
+++ b/public/Emmanuel_Nanadoum_Solutions_Engineer_Resume.docx
@@ -53,7 +53,7 @@
         </w:rPr>
         <w:t xml:space="preserve"> | </w:t>
       </w:r>
-      <w:hyperlink w:history="1" r:id="rId86kwis0xlci8yhlvrn5mg">
+      <w:hyperlink w:history="1" r:id="rId5b1xl161wt3wbunnkqk_l">
         <w:r>
           <w:rPr>
             <w:rFonts w:ascii="Arial" w:cs="Arial" w:eastAsia="Arial" w:hAnsi="Arial"/>
@@ -73,7 +73,7 @@
         </w:rPr>
         <w:t xml:space="preserve"> | </w:t>
       </w:r>
-      <w:hyperlink w:history="1" r:id="rIdmd8nmz8uk8djqqpyt6j12">
+      <w:hyperlink w:history="1" r:id="rId6fk-rl5mhj_j0jujyblm0">
         <w:r>
           <w:rPr>
             <w:rFonts w:ascii="Arial" w:cs="Arial" w:eastAsia="Arial" w:hAnsi="Arial"/>
@@ -93,7 +93,7 @@
         </w:rPr>
         <w:t xml:space="preserve"> | </w:t>
       </w:r>
-      <w:hyperlink w:history="1" r:id="rIdc6i1e2yrvx2fh9xi8xwf0">
+      <w:hyperlink w:history="1" r:id="rId9diihwyghbfrozn7qq3tf">
         <w:r>
           <w:rPr>
             <w:rFonts w:ascii="Arial" w:cs="Arial" w:eastAsia="Arial" w:hAnsi="Arial"/>
@@ -121,9 +121,9 @@
           <w:sz w:val="18"/>
           <w:szCs w:val="18"/>
         </w:rPr>
-        <w:t xml:space="preserve">Portfolio &amp; live client demos: </w:t>
-      </w:r>
-      <w:hyperlink w:history="1" r:id="rId5fsnzwqlsr2gswwyjyy46">
+        <w:t xml:space="preserve">Portfolio &amp; live demos: </w:t>
+      </w:r>
+      <w:hyperlink w:history="1" r:id="rIdymr5jorurvz-earf9fk9-">
         <w:r>
           <w:rPr>
             <w:rFonts w:ascii="Arial" w:cs="Arial" w:eastAsia="Arial" w:hAnsi="Arial"/>
@@ -164,7 +164,7 @@
           <w:sz w:val="18"/>
           <w:szCs w:val="18"/>
         </w:rPr>
-        <w:t xml:space="preserve">Customer-facing technical and sales professional with 8+ years of consultative, high-ticket selling and 4+ years designing CRM, automation, web, and AI voice solutions. Leads discovery, turns business pain into technical requirements, builds proof-of-concept demos on the prospect's own business, and guides customers from evaluation through implementation. Portfolio: six live client demo builds and a deployed AI voice product.</w:t>
+        <w:t xml:space="preserve">Customer-facing technical and sales professional with 8+ years of consultative, high-ticket selling and 4+ years designing CRM, automation, web, and AI voice solutions. Leads discovery, turns business pain into technical requirements, builds proof-of-concept demos on the prospect's own business, and guides customers from evaluation through implementation. Portfolio: six live spec demos for prospects and a deployed AI voice product.</w:t>
       </w:r>
     </w:p>
     <w:p>
@@ -390,7 +390,7 @@
           <w:sz w:val="18"/>
           <w:szCs w:val="18"/>
         </w:rPr>
-        <w:t xml:space="preserve">Build proof-of-concept demos on each prospect's own brand: six live client and reference builds, including a revenue system with a live two-way AI receptionist line, test patient form, and 13-step patient journey.</w:t>
+        <w:t xml:space="preserve">Build proof-of-concept demos on each prospect's own brand: six live spec demos and reference builds, including a revenue system with a live two-way AI receptionist line, test patient form, and 13-step patient journey.</w:t>
       </w:r>
     </w:p>
     <w:p>
@@ -710,7 +710,7 @@
         </w:rPr>
         <w:t xml:space="preserve">	</w:t>
       </w:r>
-      <w:hyperlink w:history="1" r:id="rId1quwsdplzyo1pygawris8">
+      <w:hyperlink w:history="1" r:id="rIdt4q_90phgpphttg5jogyr">
         <w:r>
           <w:rPr>
             <w:rFonts w:ascii="Arial" w:cs="Arial" w:eastAsia="Arial" w:hAnsi="Arial"/>

--- a/public/Emmanuel_Nanadoum_Solutions_Engineer_Resume.docx
+++ b/public/Emmanuel_Nanadoum_Solutions_Engineer_Resume.docx
@@ -53,7 +53,7 @@
         </w:rPr>
         <w:t xml:space="preserve"> | </w:t>
       </w:r>
-      <w:hyperlink w:history="1" r:id="rId5b1xl161wt3wbunnkqk_l">
+      <w:hyperlink w:history="1" r:id="rIde_h2aaqoqhvfpc-fr5zp-">
         <w:r>
           <w:rPr>
             <w:rFonts w:ascii="Arial" w:cs="Arial" w:eastAsia="Arial" w:hAnsi="Arial"/>
@@ -73,7 +73,7 @@
         </w:rPr>
         <w:t xml:space="preserve"> | </w:t>
       </w:r>
-      <w:hyperlink w:history="1" r:id="rId6fk-rl5mhj_j0jujyblm0">
+      <w:hyperlink w:history="1" r:id="rIdsxnwu2x-nvvqh6hsc3ov6">
         <w:r>
           <w:rPr>
             <w:rFonts w:ascii="Arial" w:cs="Arial" w:eastAsia="Arial" w:hAnsi="Arial"/>
@@ -93,7 +93,7 @@
         </w:rPr>
         <w:t xml:space="preserve"> | </w:t>
       </w:r>
-      <w:hyperlink w:history="1" r:id="rId9diihwyghbfrozn7qq3tf">
+      <w:hyperlink w:history="1" r:id="rIdpkrciepgntdph6b4i2nft">
         <w:r>
           <w:rPr>
             <w:rFonts w:ascii="Arial" w:cs="Arial" w:eastAsia="Arial" w:hAnsi="Arial"/>
@@ -123,7 +123,7 @@
         </w:rPr>
         <w:t xml:space="preserve">Portfolio &amp; live demos: </w:t>
       </w:r>
-      <w:hyperlink w:history="1" r:id="rIdymr5jorurvz-earf9fk9-">
+      <w:hyperlink w:history="1" r:id="rIdazva-gplm3fz5hoim2r5k">
         <w:r>
           <w:rPr>
             <w:rFonts w:ascii="Arial" w:cs="Arial" w:eastAsia="Arial" w:hAnsi="Arial"/>
@@ -164,7 +164,7 @@
           <w:sz w:val="18"/>
           <w:szCs w:val="18"/>
         </w:rPr>
-        <w:t xml:space="preserve">Customer-facing technical and sales professional with 8+ years of consultative, high-ticket selling and 4+ years designing CRM, automation, web, and AI voice solutions. Leads discovery, turns business pain into technical requirements, builds proof-of-concept demos on the prospect's own business, and guides customers from evaluation through implementation. Portfolio: six live spec demos for prospects and a deployed AI voice product.</w:t>
+        <w:t xml:space="preserve">Customer-facing technical and sales professional with 8+ years of consultative, high-ticket selling and 4+ years designing CRM, automation, web, and AI voice solutions. Leads discovery, turns business pain into technical requirements, builds proof-of-concept demos on the prospect's own business, and guides customers from evaluation through implementation. Portfolio: six live prospect demos and a deployed AI voice product.</w:t>
       </w:r>
     </w:p>
     <w:p>
@@ -390,7 +390,7 @@
           <w:sz w:val="18"/>
           <w:szCs w:val="18"/>
         </w:rPr>
-        <w:t xml:space="preserve">Build proof-of-concept demos on each prospect's own brand: six live spec demos and reference builds, including a revenue system with a live two-way AI receptionist line, test patient form, and 13-step patient journey.</w:t>
+        <w:t xml:space="preserve">Build proof-of-concept demos on each prospect's own brand: six live prospect demos and reference builds, including a revenue system with a live two-way AI receptionist line, test patient form, and 13-step patient journey.</w:t>
       </w:r>
     </w:p>
     <w:p>
@@ -710,7 +710,7 @@
         </w:rPr>
         <w:t xml:space="preserve">	</w:t>
       </w:r>
-      <w:hyperlink w:history="1" r:id="rIdt4q_90phgpphttg5jogyr">
+      <w:hyperlink w:history="1" r:id="rIdxl-oovjry0xhcokb8j74-">
         <w:r>
           <w:rPr>
             <w:rFonts w:ascii="Arial" w:cs="Arial" w:eastAsia="Arial" w:hAnsi="Arial"/>

--- a/public/Emmanuel_Nanadoum_Solutions_Engineer_Resume.docx
+++ b/public/Emmanuel_Nanadoum_Solutions_Engineer_Resume.docx
@@ -53,7 +53,7 @@
         </w:rPr>
         <w:t xml:space="preserve"> | </w:t>
       </w:r>
-      <w:hyperlink w:history="1" r:id="rIde_h2aaqoqhvfpc-fr5zp-">
+      <w:hyperlink w:history="1" r:id="rIdrj2o4s6cqjmpec9yaiyac">
         <w:r>
           <w:rPr>
             <w:rFonts w:ascii="Arial" w:cs="Arial" w:eastAsia="Arial" w:hAnsi="Arial"/>
@@ -73,7 +73,7 @@
         </w:rPr>
         <w:t xml:space="preserve"> | </w:t>
       </w:r>
-      <w:hyperlink w:history="1" r:id="rIdsxnwu2x-nvvqh6hsc3ov6">
+      <w:hyperlink w:history="1" r:id="rId2rr1edpvukopsbpjw5iv5">
         <w:r>
           <w:rPr>
             <w:rFonts w:ascii="Arial" w:cs="Arial" w:eastAsia="Arial" w:hAnsi="Arial"/>
@@ -93,7 +93,7 @@
         </w:rPr>
         <w:t xml:space="preserve"> | </w:t>
       </w:r>
-      <w:hyperlink w:history="1" r:id="rIdpkrciepgntdph6b4i2nft">
+      <w:hyperlink w:history="1" r:id="rIdmthdye2guhx1xtgwekv0h">
         <w:r>
           <w:rPr>
             <w:rFonts w:ascii="Arial" w:cs="Arial" w:eastAsia="Arial" w:hAnsi="Arial"/>
@@ -123,7 +123,7 @@
         </w:rPr>
         <w:t xml:space="preserve">Portfolio &amp; live demos: </w:t>
       </w:r>
-      <w:hyperlink w:history="1" r:id="rIdazva-gplm3fz5hoim2r5k">
+      <w:hyperlink w:history="1" r:id="rIdcoxviw43b33kazajc0svp">
         <w:r>
           <w:rPr>
             <w:rFonts w:ascii="Arial" w:cs="Arial" w:eastAsia="Arial" w:hAnsi="Arial"/>
@@ -371,83 +371,64 @@
           <w:sz w:val="18"/>
           <w:szCs w:val="18"/>
         </w:rPr>
-        <w:t xml:space="preserve">Lead discovery with small-practice owners (chiropractic, med spa), find where leads and revenue leak, and map business goals to CRM, automation, web, and AI voice solutions.</w:t>
-      </w:r>
-    </w:p>
-    <w:p>
-      <w:pPr>
-        <w:pStyle w:val="ListParagraph"/>
-        <w:numPr>
-          <w:ilvl w:val="0"/>
-          <w:numId w:val="2"/>
-        </w:numPr>
-        <w:spacing w:after="20"/>
-      </w:pPr>
-      <w:r>
-        <w:rPr>
-          <w:rFonts w:ascii="Arial" w:cs="Arial" w:eastAsia="Arial" w:hAnsi="Arial"/>
-          <w:color w:val="16181C"/>
-          <w:sz w:val="18"/>
-          <w:szCs w:val="18"/>
-        </w:rPr>
-        <w:t xml:space="preserve">Build proof-of-concept demos on each prospect's own brand: six live prospect demos and reference builds, including a revenue system with a live two-way AI receptionist line, test patient form, and 13-step patient journey.</w:t>
-      </w:r>
-    </w:p>
-    <w:p>
-      <w:pPr>
-        <w:pStyle w:val="ListParagraph"/>
-        <w:numPr>
-          <w:ilvl w:val="0"/>
-          <w:numId w:val="2"/>
-        </w:numPr>
-        <w:spacing w:after="20"/>
-      </w:pPr>
-      <w:r>
-        <w:rPr>
-          <w:rFonts w:ascii="Arial" w:cs="Arial" w:eastAsia="Arial" w:hAnsi="Arial"/>
-          <w:color w:val="16181C"/>
-          <w:sz w:val="18"/>
-          <w:szCs w:val="18"/>
-        </w:rPr>
-        <w:t xml:space="preserve">Design reusable solution architecture customized per client: a 12-stage CRM pipeline with tagged lead routing, missed-call text-back, 24-hour and 2-hour reminders, no-show recovery, review requests, and explicit follow-up stop conditions.</w:t>
-      </w:r>
-    </w:p>
-    <w:p>
-      <w:pPr>
-        <w:pStyle w:val="ListParagraph"/>
-        <w:numPr>
-          <w:ilvl w:val="0"/>
-          <w:numId w:val="2"/>
-        </w:numPr>
-        <w:spacing w:after="20"/>
-      </w:pPr>
-      <w:r>
-        <w:rPr>
-          <w:rFonts w:ascii="Arial" w:cs="Arial" w:eastAsia="Arial" w:hAnsi="Arial"/>
-          <w:color w:val="16181C"/>
-          <w:sz w:val="18"/>
-          <w:szCs w:val="18"/>
-        </w:rPr>
-        <w:t xml:space="preserve">Deliver public-information revenue-leak audits that separate verified findings from open questions, then present solution diagrams, scopes, proposals, and implementation plans with clear tradeoffs.</w:t>
-      </w:r>
-    </w:p>
-    <w:p>
-      <w:pPr>
-        <w:pStyle w:val="ListParagraph"/>
-        <w:numPr>
-          <w:ilvl w:val="0"/>
-          <w:numId w:val="2"/>
-        </w:numPr>
-        <w:spacing w:after="20"/>
-      </w:pPr>
-      <w:r>
-        <w:rPr>
-          <w:rFonts w:ascii="Arial" w:cs="Arial" w:eastAsia="Arial" w:hAnsi="Arial"/>
-          <w:color w:val="16181C"/>
-          <w:sz w:val="18"/>
-          <w:szCs w:val="18"/>
-        </w:rPr>
-        <w:t xml:space="preserve">Own handoff from solution design into configuration, testing, launch, training, troubleshooting, and post-launch optimization using GoHighLevel, Twilio voice/SMS, REST APIs, and webhooks.</w:t>
+        <w:t xml:space="preserve">Lead discovery and public-information revenue-leak audits for small practices (chiropractic, med spa), pinpoint where leads and revenue leak, and map goals to CRM, automation, web, and AI voice solutions.</w:t>
+      </w:r>
+    </w:p>
+    <w:p>
+      <w:pPr>
+        <w:pStyle w:val="ListParagraph"/>
+        <w:numPr>
+          <w:ilvl w:val="0"/>
+          <w:numId w:val="2"/>
+        </w:numPr>
+        <w:spacing w:after="20"/>
+      </w:pPr>
+      <w:r>
+        <w:rPr>
+          <w:rFonts w:ascii="Arial" w:cs="Arial" w:eastAsia="Arial" w:hAnsi="Arial"/>
+          <w:color w:val="16181C"/>
+          <w:sz w:val="18"/>
+          <w:szCs w:val="18"/>
+        </w:rPr>
+        <w:t xml:space="preserve">Build proof-of-concept demos on each prospect's own brand: six live prospect demos, including a revenue system with a live two-way AI receptionist line, test patient form, and 13-step patient journey.</w:t>
+      </w:r>
+    </w:p>
+    <w:p>
+      <w:pPr>
+        <w:pStyle w:val="ListParagraph"/>
+        <w:numPr>
+          <w:ilvl w:val="0"/>
+          <w:numId w:val="2"/>
+        </w:numPr>
+        <w:spacing w:after="20"/>
+      </w:pPr>
+      <w:r>
+        <w:rPr>
+          <w:rFonts w:ascii="Arial" w:cs="Arial" w:eastAsia="Arial" w:hAnsi="Arial"/>
+          <w:color w:val="16181C"/>
+          <w:sz w:val="18"/>
+          <w:szCs w:val="18"/>
+        </w:rPr>
+        <w:t xml:space="preserve">Design reusable solution architecture customized per client: a 12-stage CRM pipeline with tagged lead routing, missed-call text-back, 24-hour and 2-hour reminders, no-show recovery, and review requests.</w:t>
+      </w:r>
+    </w:p>
+    <w:p>
+      <w:pPr>
+        <w:pStyle w:val="ListParagraph"/>
+        <w:numPr>
+          <w:ilvl w:val="0"/>
+          <w:numId w:val="2"/>
+        </w:numPr>
+        <w:spacing w:after="20"/>
+      </w:pPr>
+      <w:r>
+        <w:rPr>
+          <w:rFonts w:ascii="Arial" w:cs="Arial" w:eastAsia="Arial" w:hAnsi="Arial"/>
+          <w:color w:val="16181C"/>
+          <w:sz w:val="18"/>
+          <w:szCs w:val="18"/>
+        </w:rPr>
+        <w:t xml:space="preserve">Present solution diagrams, scopes, and implementation plans with clear tradeoffs, then own handoff into configuration, testing, launch, and training using GoHighLevel, Twilio, REST APIs, and webhooks.</w:t>
       </w:r>
     </w:p>
     <w:p>
@@ -554,6 +535,25 @@
           <w:sz w:val="18"/>
           <w:szCs w:val="18"/>
         </w:rPr>
+        <w:t xml:space="preserve">Translated financing, product, and transaction details into clear recommendations and next steps toward purchase.</w:t>
+      </w:r>
+    </w:p>
+    <w:p>
+      <w:pPr>
+        <w:pStyle w:val="ListParagraph"/>
+        <w:numPr>
+          <w:ilvl w:val="0"/>
+          <w:numId w:val="2"/>
+        </w:numPr>
+        <w:spacing w:after="20"/>
+      </w:pPr>
+      <w:r>
+        <w:rPr>
+          <w:rFonts w:ascii="Arial" w:cs="Arial" w:eastAsia="Arial" w:hAnsi="Arial"/>
+          <w:color w:val="16181C"/>
+          <w:sz w:val="18"/>
+          <w:szCs w:val="18"/>
+        </w:rPr>
         <w:t xml:space="preserve">Maintained accurate CRM and case documentation across high transaction volume and compliance-sensitive information.</w:t>
       </w:r>
     </w:p>
@@ -666,6 +666,25 @@
     </w:p>
     <w:p>
       <w:pPr>
+        <w:pStyle w:val="ListParagraph"/>
+        <w:numPr>
+          <w:ilvl w:val="0"/>
+          <w:numId w:val="2"/>
+        </w:numPr>
+        <w:spacing w:after="20"/>
+      </w:pPr>
+      <w:r>
+        <w:rPr>
+          <w:rFonts w:ascii="Arial" w:cs="Arial" w:eastAsia="Arial" w:hAnsi="Arial"/>
+          <w:color w:val="16181C"/>
+          <w:sz w:val="18"/>
+          <w:szCs w:val="18"/>
+        </w:rPr>
+        <w:t xml:space="preserve">Balanced revenue goals, customer satisfaction, and documentation accuracy across complex multi-step transactions.</w:t>
+      </w:r>
+    </w:p>
+    <w:p>
+      <w:pPr>
         <w:pBdr>
           <w:bottom w:val="single" w:color="C9C8C2" w:sz="4" w:space="2"/>
         </w:pBdr>
@@ -710,7 +729,7 @@
         </w:rPr>
         <w:t xml:space="preserve">	</w:t>
       </w:r>
-      <w:hyperlink w:history="1" r:id="rIdxl-oovjry0xhcokb8j74-">
+      <w:hyperlink w:history="1" r:id="rIdchjwjwmy9iqataztvm0t0">
         <w:r>
           <w:rPr>
             <w:rFonts w:ascii="Arial" w:cs="Arial" w:eastAsia="Arial" w:hAnsi="Arial"/>

--- a/public/Emmanuel_Nanadoum_Solutions_Engineer_Resume.docx
+++ b/public/Emmanuel_Nanadoum_Solutions_Engineer_Resume.docx
@@ -53,7 +53,7 @@
         </w:rPr>
         <w:t xml:space="preserve"> | </w:t>
       </w:r>
-      <w:hyperlink w:history="1" r:id="rIdrj2o4s6cqjmpec9yaiyac">
+      <w:hyperlink w:history="1" r:id="rIdtwzdf7oy8rzjisant2e1n">
         <w:r>
           <w:rPr>
             <w:rFonts w:ascii="Arial" w:cs="Arial" w:eastAsia="Arial" w:hAnsi="Arial"/>
@@ -73,7 +73,7 @@
         </w:rPr>
         <w:t xml:space="preserve"> | </w:t>
       </w:r>
-      <w:hyperlink w:history="1" r:id="rId2rr1edpvukopsbpjw5iv5">
+      <w:hyperlink w:history="1" r:id="rIdiyn9jumz2lct1zibm9o2w">
         <w:r>
           <w:rPr>
             <w:rFonts w:ascii="Arial" w:cs="Arial" w:eastAsia="Arial" w:hAnsi="Arial"/>
@@ -93,7 +93,7 @@
         </w:rPr>
         <w:t xml:space="preserve"> | </w:t>
       </w:r>
-      <w:hyperlink w:history="1" r:id="rIdmthdye2guhx1xtgwekv0h">
+      <w:hyperlink w:history="1" r:id="rIdbzs9mbzlj46u_b1gk_42u">
         <w:r>
           <w:rPr>
             <w:rFonts w:ascii="Arial" w:cs="Arial" w:eastAsia="Arial" w:hAnsi="Arial"/>
@@ -123,7 +123,7 @@
         </w:rPr>
         <w:t xml:space="preserve">Portfolio &amp; live demos: </w:t>
       </w:r>
-      <w:hyperlink w:history="1" r:id="rIdcoxviw43b33kazajc0svp">
+      <w:hyperlink w:history="1" r:id="rId6dgyxifxw36tanfxjp0eq">
         <w:r>
           <w:rPr>
             <w:rFonts w:ascii="Arial" w:cs="Arial" w:eastAsia="Arial" w:hAnsi="Arial"/>
@@ -390,7 +390,7 @@
           <w:sz w:val="18"/>
           <w:szCs w:val="18"/>
         </w:rPr>
-        <w:t xml:space="preserve">Build proof-of-concept demos on each prospect's own brand: six live prospect demos, including a revenue system with a live two-way AI receptionist line, test patient form, and 13-step patient journey.</w:t>
+        <w:t xml:space="preserve">Build proof-of-concept demos on each prospect's own brand: six live prospect demos, including a revenue system with a live AI voice receptionist, test patient form, and 13-step patient journey.</w:t>
       </w:r>
     </w:p>
     <w:p>
@@ -729,7 +729,7 @@
         </w:rPr>
         <w:t xml:space="preserve">	</w:t>
       </w:r>
-      <w:hyperlink w:history="1" r:id="rIdchjwjwmy9iqataztvm0t0">
+      <w:hyperlink w:history="1" r:id="rIdoyaxsqsxzrtlsrnezgfvt">
         <w:r>
           <w:rPr>
             <w:rFonts w:ascii="Arial" w:cs="Arial" w:eastAsia="Arial" w:hAnsi="Arial"/>

--- a/public/Emmanuel_Nanadoum_Solutions_Engineer_Resume.docx
+++ b/public/Emmanuel_Nanadoum_Solutions_Engineer_Resume.docx
@@ -53,7 +53,7 @@
         </w:rPr>
         <w:t xml:space="preserve"> | </w:t>
       </w:r>
-      <w:hyperlink w:history="1" r:id="rIdtwzdf7oy8rzjisant2e1n">
+      <w:hyperlink w:history="1" r:id="rIdufmv2gxee8ezkyflwq_mx">
         <w:r>
           <w:rPr>
             <w:rFonts w:ascii="Arial" w:cs="Arial" w:eastAsia="Arial" w:hAnsi="Arial"/>
@@ -73,7 +73,7 @@
         </w:rPr>
         <w:t xml:space="preserve"> | </w:t>
       </w:r>
-      <w:hyperlink w:history="1" r:id="rIdiyn9jumz2lct1zibm9o2w">
+      <w:hyperlink w:history="1" r:id="rIdgrqz5-5kxs4vhqtxhar_b">
         <w:r>
           <w:rPr>
             <w:rFonts w:ascii="Arial" w:cs="Arial" w:eastAsia="Arial" w:hAnsi="Arial"/>
@@ -93,7 +93,7 @@
         </w:rPr>
         <w:t xml:space="preserve"> | </w:t>
       </w:r>
-      <w:hyperlink w:history="1" r:id="rIdbzs9mbzlj46u_b1gk_42u">
+      <w:hyperlink w:history="1" r:id="rId2qwg2b6gh9euyfdrdiw3c">
         <w:r>
           <w:rPr>
             <w:rFonts w:ascii="Arial" w:cs="Arial" w:eastAsia="Arial" w:hAnsi="Arial"/>
@@ -123,7 +123,7 @@
         </w:rPr>
         <w:t xml:space="preserve">Portfolio &amp; live demos: </w:t>
       </w:r>
-      <w:hyperlink w:history="1" r:id="rId6dgyxifxw36tanfxjp0eq">
+      <w:hyperlink w:history="1" r:id="rIdg6nuqm6nczlp2l2y96pmp">
         <w:r>
           <w:rPr>
             <w:rFonts w:ascii="Arial" w:cs="Arial" w:eastAsia="Arial" w:hAnsi="Arial"/>
@@ -283,7 +283,7 @@
           <w:sz w:val="18"/>
           <w:szCs w:val="18"/>
         </w:rPr>
-        <w:t xml:space="preserve">GoHighLevel, HubSpot, Salesforce, Twilio (voice/SMS), ElevenLabs (speech-to-text, text-to-speech), AI voice agents, CRM automation, Jira</w:t>
+        <w:t xml:space="preserve">GoHighLevel, HubSpot, Salesforce, Twilio (voice/SMS), ElevenLabs (speech-to-text, text-to-speech), Google Gemini API, Web Speech API, AI voice agents, CRM automation, Jira</w:t>
       </w:r>
     </w:p>
     <w:p>
@@ -447,7 +447,7 @@
           <w:sz w:val="20"/>
           <w:szCs w:val="20"/>
         </w:rPr>
-        <w:t xml:space="preserve">Online Experience Advisor</w:t>
+        <w:t xml:space="preserve">Sales Representative</w:t>
       </w:r>
       <w:r>
         <w:rPr>
@@ -467,7 +467,7 @@
           <w:sz w:val="18"/>
           <w:szCs w:val="18"/>
         </w:rPr>
-        <w:t xml:space="preserve">Jul 2026 – Sep 2026</w:t>
+        <w:t xml:space="preserve">Sep 2017 – 2025</w:t>
       </w:r>
     </w:p>
     <w:p>
@@ -478,7 +478,7 @@
           <w:sz w:val="18"/>
           <w:szCs w:val="18"/>
         </w:rPr>
-        <w:t xml:space="preserve">DriveTime | Tempe, AZ</w:t>
+        <w:t xml:space="preserve">A Better Way Wholesale Autos | Naugatuck, CT</w:t>
       </w:r>
     </w:p>
     <w:p>
@@ -497,7 +497,7 @@
           <w:sz w:val="18"/>
           <w:szCs w:val="18"/>
         </w:rPr>
-        <w:t xml:space="preserve">Guided customers through complex digital vehicle, financing, and documentation workflows using consultative discovery.</w:t>
+        <w:t xml:space="preserve">Managed a high-volume, high-ticket pipeline from discovery through close, matching needs to vehicle and financing options.</w:t>
       </w:r>
     </w:p>
     <w:p>
@@ -516,7 +516,7 @@
           <w:sz w:val="18"/>
           <w:szCs w:val="18"/>
         </w:rPr>
-        <w:t xml:space="preserve">Resolved objections and account issues, and coordinated escalations when technical or operational support was needed.</w:t>
+        <w:t xml:space="preserve">Delivered product presentations, handled objections, and coordinated finance, service, and operations to close deals.</w:t>
       </w:r>
     </w:p>
     <w:p>
@@ -535,7 +535,7 @@
           <w:sz w:val="18"/>
           <w:szCs w:val="18"/>
         </w:rPr>
-        <w:t xml:space="preserve">Translated financing, product, and transaction details into clear recommendations and next steps toward purchase.</w:t>
+        <w:t xml:space="preserve">Built repeat and referral business through CRM follow-up and structured outreach; consistently a top performer.</w:t>
       </w:r>
     </w:p>
     <w:p>
@@ -554,7 +554,26 @@
           <w:sz w:val="18"/>
           <w:szCs w:val="18"/>
         </w:rPr>
-        <w:t xml:space="preserve">Maintained accurate CRM and case documentation across high transaction volume and compliance-sensitive information.</w:t>
+        <w:t xml:space="preserve">Balanced revenue goals, customer satisfaction, and documentation accuracy across complex multi-step transactions.</w:t>
+      </w:r>
+    </w:p>
+    <w:p>
+      <w:pPr>
+        <w:pBdr>
+          <w:bottom w:val="single" w:color="C9C8C2" w:sz="4" w:space="2"/>
+        </w:pBdr>
+        <w:spacing w:after="60" w:before="170"/>
+      </w:pPr>
+      <w:r>
+        <w:rPr>
+          <w:rFonts w:ascii="Arial" w:cs="Arial" w:eastAsia="Arial" w:hAnsi="Arial"/>
+          <w:b/>
+          <w:bCs/>
+          <w:color w:val="1D3FCF"/>
+          <w:sz w:val="19"/>
+          <w:szCs w:val="19"/>
+        </w:rPr>
+        <w:t xml:space="preserve">PROJECTS</w:t>
       </w:r>
     </w:p>
     <w:p>
@@ -573,7 +592,7 @@
           <w:sz w:val="20"/>
           <w:szCs w:val="20"/>
         </w:rPr>
-        <w:t xml:space="preserve">Sales Representative</w:t>
+        <w:t xml:space="preserve">VYBE, AI passenger experience platform</w:t>
       </w:r>
       <w:r>
         <w:rPr>
@@ -584,152 +603,7 @@
         </w:rPr>
         <w:t xml:space="preserve">	</w:t>
       </w:r>
-      <w:r>
-        <w:rPr>
-          <w:rFonts w:ascii="Arial" w:cs="Arial" w:eastAsia="Arial" w:hAnsi="Arial"/>
-          <w:b/>
-          <w:bCs/>
-          <w:color w:val="16181C"/>
-          <w:sz w:val="18"/>
-          <w:szCs w:val="18"/>
-        </w:rPr>
-        <w:t xml:space="preserve">Sep 2017 – 2025</w:t>
-      </w:r>
-    </w:p>
-    <w:p>
-      <w:r>
-        <w:rPr>
-          <w:rFonts w:ascii="Arial" w:cs="Arial" w:eastAsia="Arial" w:hAnsi="Arial"/>
-          <w:color w:val="3D4047"/>
-          <w:sz w:val="18"/>
-          <w:szCs w:val="18"/>
-        </w:rPr>
-        <w:t xml:space="preserve">A Better Way Wholesale Autos | Naugatuck, CT</w:t>
-      </w:r>
-    </w:p>
-    <w:p>
-      <w:pPr>
-        <w:pStyle w:val="ListParagraph"/>
-        <w:numPr>
-          <w:ilvl w:val="0"/>
-          <w:numId w:val="2"/>
-        </w:numPr>
-        <w:spacing w:after="20"/>
-      </w:pPr>
-      <w:r>
-        <w:rPr>
-          <w:rFonts w:ascii="Arial" w:cs="Arial" w:eastAsia="Arial" w:hAnsi="Arial"/>
-          <w:color w:val="16181C"/>
-          <w:sz w:val="18"/>
-          <w:szCs w:val="18"/>
-        </w:rPr>
-        <w:t xml:space="preserve">Managed a high-volume, high-ticket pipeline from discovery through close, matching needs to vehicle and financing options.</w:t>
-      </w:r>
-    </w:p>
-    <w:p>
-      <w:pPr>
-        <w:pStyle w:val="ListParagraph"/>
-        <w:numPr>
-          <w:ilvl w:val="0"/>
-          <w:numId w:val="2"/>
-        </w:numPr>
-        <w:spacing w:after="20"/>
-      </w:pPr>
-      <w:r>
-        <w:rPr>
-          <w:rFonts w:ascii="Arial" w:cs="Arial" w:eastAsia="Arial" w:hAnsi="Arial"/>
-          <w:color w:val="16181C"/>
-          <w:sz w:val="18"/>
-          <w:szCs w:val="18"/>
-        </w:rPr>
-        <w:t xml:space="preserve">Delivered product presentations, handled objections, and coordinated finance, service, and operations to close deals.</w:t>
-      </w:r>
-    </w:p>
-    <w:p>
-      <w:pPr>
-        <w:pStyle w:val="ListParagraph"/>
-        <w:numPr>
-          <w:ilvl w:val="0"/>
-          <w:numId w:val="2"/>
-        </w:numPr>
-        <w:spacing w:after="20"/>
-      </w:pPr>
-      <w:r>
-        <w:rPr>
-          <w:rFonts w:ascii="Arial" w:cs="Arial" w:eastAsia="Arial" w:hAnsi="Arial"/>
-          <w:color w:val="16181C"/>
-          <w:sz w:val="18"/>
-          <w:szCs w:val="18"/>
-        </w:rPr>
-        <w:t xml:space="preserve">Built repeat and referral business through CRM follow-up and structured outreach; consistently a top performer.</w:t>
-      </w:r>
-    </w:p>
-    <w:p>
-      <w:pPr>
-        <w:pStyle w:val="ListParagraph"/>
-        <w:numPr>
-          <w:ilvl w:val="0"/>
-          <w:numId w:val="2"/>
-        </w:numPr>
-        <w:spacing w:after="20"/>
-      </w:pPr>
-      <w:r>
-        <w:rPr>
-          <w:rFonts w:ascii="Arial" w:cs="Arial" w:eastAsia="Arial" w:hAnsi="Arial"/>
-          <w:color w:val="16181C"/>
-          <w:sz w:val="18"/>
-          <w:szCs w:val="18"/>
-        </w:rPr>
-        <w:t xml:space="preserve">Balanced revenue goals, customer satisfaction, and documentation accuracy across complex multi-step transactions.</w:t>
-      </w:r>
-    </w:p>
-    <w:p>
-      <w:pPr>
-        <w:pBdr>
-          <w:bottom w:val="single" w:color="C9C8C2" w:sz="4" w:space="2"/>
-        </w:pBdr>
-        <w:spacing w:after="60" w:before="170"/>
-      </w:pPr>
-      <w:r>
-        <w:rPr>
-          <w:rFonts w:ascii="Arial" w:cs="Arial" w:eastAsia="Arial" w:hAnsi="Arial"/>
-          <w:b/>
-          <w:bCs/>
-          <w:color w:val="1D3FCF"/>
-          <w:sz w:val="19"/>
-          <w:szCs w:val="19"/>
-        </w:rPr>
-        <w:t xml:space="preserve">PROJECTS</w:t>
-      </w:r>
-    </w:p>
-    <w:p>
-      <w:pPr>
-        <w:tabs>
-          <w:tab w:val="right" w:pos="10800"/>
-        </w:tabs>
-        <w:spacing w:before="90"/>
-      </w:pPr>
-      <w:r>
-        <w:rPr>
-          <w:rFonts w:ascii="Arial" w:cs="Arial" w:eastAsia="Arial" w:hAnsi="Arial"/>
-          <w:b/>
-          <w:bCs/>
-          <w:color w:val="16181C"/>
-          <w:sz w:val="20"/>
-          <w:szCs w:val="20"/>
-        </w:rPr>
-        <w:t xml:space="preserve">VYBE, AI passenger experience platform</w:t>
-      </w:r>
-      <w:r>
-        <w:rPr>
-          <w:rFonts w:ascii="Arial" w:cs="Arial" w:eastAsia="Arial" w:hAnsi="Arial"/>
-          <w:color w:val="16181C"/>
-          <w:sz w:val="18"/>
-          <w:szCs w:val="18"/>
-        </w:rPr>
-        <w:t xml:space="preserve">	</w:t>
-      </w:r>
-      <w:hyperlink w:history="1" r:id="rIdoyaxsqsxzrtlsrnezgfvt">
+      <w:hyperlink w:history="1" r:id="rIdnbrfiepft9xuzevouic4o">
         <w:r>
           <w:rPr>
             <w:rFonts w:ascii="Arial" w:cs="Arial" w:eastAsia="Arial" w:hAnsi="Arial"/>
@@ -779,6 +653,85 @@
           <w:szCs w:val="18"/>
         </w:rPr>
         <w:t xml:space="preserve">Supabase for auth, shared rides, and saved setups; provider keys kept server-side; Google Places/Routes recommendations integrated behind production credentials.</w:t>
+      </w:r>
+    </w:p>
+    <w:p>
+      <w:pPr>
+        <w:tabs>
+          <w:tab w:val="right" w:pos="10800"/>
+        </w:tabs>
+        <w:spacing w:before="90"/>
+      </w:pPr>
+      <w:r>
+        <w:rPr>
+          <w:rFonts w:ascii="Arial" w:cs="Arial" w:eastAsia="Arial" w:hAnsi="Arial"/>
+          <w:b/>
+          <w:bCs/>
+          <w:color w:val="16181C"/>
+          <w:sz w:val="20"/>
+          <w:szCs w:val="20"/>
+        </w:rPr>
+        <w:t xml:space="preserve">AI voice receptionist, browser voice agent</w:t>
+      </w:r>
+      <w:r>
+        <w:rPr>
+          <w:rFonts w:ascii="Arial" w:cs="Arial" w:eastAsia="Arial" w:hAnsi="Arial"/>
+          <w:color w:val="16181C"/>
+          <w:sz w:val="18"/>
+          <w:szCs w:val="18"/>
+        </w:rPr>
+        <w:t xml:space="preserve">	</w:t>
+      </w:r>
+      <w:hyperlink w:history="1" r:id="rIdcohvcgdtilozo2ax3opcu">
+        <w:r>
+          <w:rPr>
+            <w:rFonts w:ascii="Arial" w:cs="Arial" w:eastAsia="Arial" w:hAnsi="Arial"/>
+            <w:b/>
+            <w:bCs/>
+            <w:color w:val="16181C"/>
+            <w:sz w:val="18"/>
+            <w:szCs w:val="18"/>
+          </w:rPr>
+          <w:t xml:space="preserve">emmanuel-nanadoum.vercel.app/receptionist</w:t>
+        </w:r>
+      </w:hyperlink>
+    </w:p>
+    <w:p>
+      <w:pPr>
+        <w:pStyle w:val="ListParagraph"/>
+        <w:numPr>
+          <w:ilvl w:val="0"/>
+          <w:numId w:val="2"/>
+        </w:numPr>
+        <w:spacing w:after="20"/>
+      </w:pPr>
+      <w:r>
+        <w:rPr>
+          <w:rFonts w:ascii="Arial" w:cs="Arial" w:eastAsia="Arial" w:hAnsi="Arial"/>
+          <w:color w:val="16181C"/>
+          <w:sz w:val="18"/>
+          <w:szCs w:val="18"/>
+        </w:rPr>
+        <w:t xml:space="preserve">Built a two-way voice receptionist that runs in the browser: Web Speech API for listening and speaking, Google Gemini for replies, plus a demo mode that runs a sample practice's front desk.</w:t>
+      </w:r>
+    </w:p>
+    <w:p>
+      <w:pPr>
+        <w:pStyle w:val="ListParagraph"/>
+        <w:numPr>
+          <w:ilvl w:val="0"/>
+          <w:numId w:val="2"/>
+        </w:numPr>
+        <w:spacing w:after="20"/>
+      </w:pPr>
+      <w:r>
+        <w:rPr>
+          <w:rFonts w:ascii="Arial" w:cs="Arial" w:eastAsia="Arial" w:hAnsi="Arial"/>
+          <w:color w:val="16181C"/>
+          <w:sz w:val="18"/>
+          <w:szCs w:val="18"/>
+        </w:rPr>
+        <w:t xml:space="preserve">Guardrails in the system prompt (discloses it is AI; no prices, results, or medical advice; never claims a booking), per-IP rate limiting, and automatic fallback across Gemini models.</w:t>
       </w:r>
     </w:p>
     <w:p>

--- a/public/Emmanuel_Nanadoum_Solutions_Engineer_Resume.docx
+++ b/public/Emmanuel_Nanadoum_Solutions_Engineer_Resume.docx
@@ -53,7 +53,7 @@
         </w:rPr>
         <w:t xml:space="preserve"> | </w:t>
       </w:r>
-      <w:hyperlink w:history="1" r:id="rIdufmv2gxee8ezkyflwq_mx">
+      <w:hyperlink w:history="1" r:id="rIdzz_waef6hkxlx0ymsgaqn">
         <w:r>
           <w:rPr>
             <w:rFonts w:ascii="Arial" w:cs="Arial" w:eastAsia="Arial" w:hAnsi="Arial"/>
@@ -73,7 +73,7 @@
         </w:rPr>
         <w:t xml:space="preserve"> | </w:t>
       </w:r>
-      <w:hyperlink w:history="1" r:id="rIdgrqz5-5kxs4vhqtxhar_b">
+      <w:hyperlink w:history="1" r:id="rIdnfcq8topps2jmlrjdoz5k">
         <w:r>
           <w:rPr>
             <w:rFonts w:ascii="Arial" w:cs="Arial" w:eastAsia="Arial" w:hAnsi="Arial"/>
@@ -93,7 +93,7 @@
         </w:rPr>
         <w:t xml:space="preserve"> | </w:t>
       </w:r>
-      <w:hyperlink w:history="1" r:id="rId2qwg2b6gh9euyfdrdiw3c">
+      <w:hyperlink w:history="1" r:id="rIdekwybkjbd0fgwnqh_6aa5">
         <w:r>
           <w:rPr>
             <w:rFonts w:ascii="Arial" w:cs="Arial" w:eastAsia="Arial" w:hAnsi="Arial"/>
@@ -123,7 +123,7 @@
         </w:rPr>
         <w:t xml:space="preserve">Portfolio &amp; live demos: </w:t>
       </w:r>
-      <w:hyperlink w:history="1" r:id="rIdg6nuqm6nczlp2l2y96pmp">
+      <w:hyperlink w:history="1" r:id="rIdpkieuayfavvtr34cdknzc">
         <w:r>
           <w:rPr>
             <w:rFonts w:ascii="Arial" w:cs="Arial" w:eastAsia="Arial" w:hAnsi="Arial"/>
@@ -164,7 +164,7 @@
           <w:sz w:val="18"/>
           <w:szCs w:val="18"/>
         </w:rPr>
-        <w:t xml:space="preserve">Customer-facing technical and sales professional with 8+ years of consultative, high-ticket selling and 4+ years designing CRM, automation, web, and AI voice solutions. Leads discovery, turns business pain into technical requirements, builds proof-of-concept demos on the prospect's own business, and guides customers from evaluation through implementation. Portfolio: six live prospect demos and a deployed AI voice product.</w:t>
+        <w:t xml:space="preserve">Customer-facing technical and sales professional with 8+ years of consultative, high-ticket selling, customer success experience, and 4+ years designing CRM, automation, web, and AI voice solutions. Leads discovery, turns business pain into technical requirements, builds proof-of-concept demos on the prospect's own business, and guides customers from evaluation through implementation, onboarding, and renewal. Portfolio: six live prospect demos and two deployed AI voice products.</w:t>
       </w:r>
     </w:p>
     <w:p>
@@ -559,6 +559,132 @@
     </w:p>
     <w:p>
       <w:pPr>
+        <w:tabs>
+          <w:tab w:val="right" w:pos="10800"/>
+        </w:tabs>
+        <w:spacing w:before="90"/>
+      </w:pPr>
+      <w:r>
+        <w:rPr>
+          <w:rFonts w:ascii="Arial" w:cs="Arial" w:eastAsia="Arial" w:hAnsi="Arial"/>
+          <w:b/>
+          <w:bCs/>
+          <w:color w:val="16181C"/>
+          <w:sz w:val="20"/>
+          <w:szCs w:val="20"/>
+        </w:rPr>
+        <w:t xml:space="preserve">Customer Success Specialist</w:t>
+      </w:r>
+      <w:r>
+        <w:rPr>
+          <w:rFonts w:ascii="Arial" w:cs="Arial" w:eastAsia="Arial" w:hAnsi="Arial"/>
+          <w:color w:val="16181C"/>
+          <w:sz w:val="18"/>
+          <w:szCs w:val="18"/>
+        </w:rPr>
+        <w:t xml:space="preserve">	</w:t>
+      </w:r>
+      <w:r>
+        <w:rPr>
+          <w:rFonts w:ascii="Arial" w:cs="Arial" w:eastAsia="Arial" w:hAnsi="Arial"/>
+          <w:b/>
+          <w:bCs/>
+          <w:color w:val="16181C"/>
+          <w:sz w:val="18"/>
+          <w:szCs w:val="18"/>
+        </w:rPr>
+        <w:t xml:space="preserve">Jan 2023 – Jan 2024</w:t>
+      </w:r>
+    </w:p>
+    <w:p>
+      <w:r>
+        <w:rPr>
+          <w:rFonts w:ascii="Arial" w:cs="Arial" w:eastAsia="Arial" w:hAnsi="Arial"/>
+          <w:color w:val="3D4047"/>
+          <w:sz w:val="18"/>
+          <w:szCs w:val="18"/>
+        </w:rPr>
+        <w:t xml:space="preserve">Family First Life | Manchester, CT (Remote)</w:t>
+      </w:r>
+    </w:p>
+    <w:p>
+      <w:pPr>
+        <w:pStyle w:val="ListParagraph"/>
+        <w:numPr>
+          <w:ilvl w:val="0"/>
+          <w:numId w:val="2"/>
+        </w:numPr>
+        <w:spacing w:after="20"/>
+      </w:pPr>
+      <w:r>
+        <w:rPr>
+          <w:rFonts w:ascii="Arial" w:cs="Arial" w:eastAsia="Arial" w:hAnsi="Arial"/>
+          <w:color w:val="16181C"/>
+          <w:sz w:val="18"/>
+          <w:szCs w:val="18"/>
+        </w:rPr>
+        <w:t xml:space="preserve">Onboarded and educated 15–20 new customers a month, turning complex product options into clear recommendations.</w:t>
+      </w:r>
+    </w:p>
+    <w:p>
+      <w:pPr>
+        <w:pStyle w:val="ListParagraph"/>
+        <w:numPr>
+          <w:ilvl w:val="0"/>
+          <w:numId w:val="2"/>
+        </w:numPr>
+        <w:spacing w:after="20"/>
+      </w:pPr>
+      <w:r>
+        <w:rPr>
+          <w:rFonts w:ascii="Arial" w:cs="Arial" w:eastAsia="Arial" w:hAnsi="Arial"/>
+          <w:color w:val="16181C"/>
+          <w:sz w:val="18"/>
+          <w:szCs w:val="18"/>
+        </w:rPr>
+        <w:t xml:space="preserve">Owned renewal conversations, using consultative discovery to reconfirm each customer's goals and the value of their plan.</w:t>
+      </w:r>
+    </w:p>
+    <w:p>
+      <w:pPr>
+        <w:pStyle w:val="ListParagraph"/>
+        <w:numPr>
+          <w:ilvl w:val="0"/>
+          <w:numId w:val="2"/>
+        </w:numPr>
+        <w:spacing w:after="20"/>
+      </w:pPr>
+      <w:r>
+        <w:rPr>
+          <w:rFonts w:ascii="Arial" w:cs="Arial" w:eastAsia="Arial" w:hAnsi="Arial"/>
+          <w:color w:val="16181C"/>
+          <w:sz w:val="18"/>
+          <w:szCs w:val="18"/>
+        </w:rPr>
+        <w:t xml:space="preserve">Resolved concerns and objections through consistent follow-up, clear expectations, and value-based communication.</w:t>
+      </w:r>
+    </w:p>
+    <w:p>
+      <w:pPr>
+        <w:pStyle w:val="ListParagraph"/>
+        <w:numPr>
+          <w:ilvl w:val="0"/>
+          <w:numId w:val="2"/>
+        </w:numPr>
+        <w:spacing w:after="20"/>
+      </w:pPr>
+      <w:r>
+        <w:rPr>
+          <w:rFonts w:ascii="Arial" w:cs="Arial" w:eastAsia="Arial" w:hAnsi="Arial"/>
+          <w:color w:val="16181C"/>
+          <w:sz w:val="18"/>
+          <w:szCs w:val="18"/>
+        </w:rPr>
+        <w:t xml:space="preserve">Worked within a regulated, compliance-sensitive process, handling customer information and records accurately.</w:t>
+      </w:r>
+    </w:p>
+    <w:p>
+      <w:pPr>
         <w:pBdr>
           <w:bottom w:val="single" w:color="C9C8C2" w:sz="4" w:space="2"/>
         </w:pBdr>
@@ -603,7 +729,7 @@
         </w:rPr>
         <w:t xml:space="preserve">	</w:t>
       </w:r>
-      <w:hyperlink w:history="1" r:id="rIdnbrfiepft9xuzevouic4o">
+      <w:hyperlink w:history="1" r:id="rIds3xxk-iri0gv18ktrfdmc">
         <w:r>
           <w:rPr>
             <w:rFonts w:ascii="Arial" w:cs="Arial" w:eastAsia="Arial" w:hAnsi="Arial"/>
@@ -633,26 +759,26 @@
           <w:sz w:val="18"/>
           <w:szCs w:val="18"/>
         </w:rPr>
-        <w:t xml:space="preserve">Designed and deployed a voice concierge that keeps ride context (destination, trip length, passengers, mood): browser audio → ElevenLabs Scribe → context-aware response → ElevenLabs speech, on Vercel serverless functions.</w:t>
-      </w:r>
-    </w:p>
-    <w:p>
-      <w:pPr>
-        <w:pStyle w:val="ListParagraph"/>
-        <w:numPr>
-          <w:ilvl w:val="0"/>
-          <w:numId w:val="2"/>
-        </w:numPr>
-        <w:spacing w:after="20"/>
-      </w:pPr>
-      <w:r>
-        <w:rPr>
-          <w:rFonts w:ascii="Arial" w:cs="Arial" w:eastAsia="Arial" w:hAnsi="Arial"/>
-          <w:color w:val="16181C"/>
-          <w:sz w:val="18"/>
-          <w:szCs w:val="18"/>
-        </w:rPr>
-        <w:t xml:space="preserve">Supabase for auth, shared rides, and saved setups; provider keys kept server-side; Google Places/Routes recommendations integrated behind production credentials.</w:t>
+        <w:t xml:space="preserve">Deployed a context-aware voice concierge: browser audio → ElevenLabs Scribe → ride-context reply → ElevenLabs speech.</w:t>
+      </w:r>
+    </w:p>
+    <w:p>
+      <w:pPr>
+        <w:pStyle w:val="ListParagraph"/>
+        <w:numPr>
+          <w:ilvl w:val="0"/>
+          <w:numId w:val="2"/>
+        </w:numPr>
+        <w:spacing w:after="20"/>
+      </w:pPr>
+      <w:r>
+        <w:rPr>
+          <w:rFonts w:ascii="Arial" w:cs="Arial" w:eastAsia="Arial" w:hAnsi="Arial"/>
+          <w:color w:val="16181C"/>
+          <w:sz w:val="18"/>
+          <w:szCs w:val="18"/>
+        </w:rPr>
+        <w:t xml:space="preserve">Supabase auth and shared rides; keys kept server-side; Google Places/Routes behind production credentials.</w:t>
       </w:r>
     </w:p>
     <w:p>
@@ -682,7 +808,7 @@
         </w:rPr>
         <w:t xml:space="preserve">	</w:t>
       </w:r>
-      <w:hyperlink w:history="1" r:id="rIdcohvcgdtilozo2ax3opcu">
+      <w:hyperlink w:history="1" r:id="rId1jb_f4xj6ckbhwtvse6cm">
         <w:r>
           <w:rPr>
             <w:rFonts w:ascii="Arial" w:cs="Arial" w:eastAsia="Arial" w:hAnsi="Arial"/>
@@ -712,26 +838,26 @@
           <w:sz w:val="18"/>
           <w:szCs w:val="18"/>
         </w:rPr>
-        <w:t xml:space="preserve">Built a two-way voice receptionist that runs in the browser: Web Speech API for listening and speaking, Google Gemini for replies, plus a demo mode that runs a sample practice's front desk.</w:t>
-      </w:r>
-    </w:p>
-    <w:p>
-      <w:pPr>
-        <w:pStyle w:val="ListParagraph"/>
-        <w:numPr>
-          <w:ilvl w:val="0"/>
-          <w:numId w:val="2"/>
-        </w:numPr>
-        <w:spacing w:after="20"/>
-      </w:pPr>
-      <w:r>
-        <w:rPr>
-          <w:rFonts w:ascii="Arial" w:cs="Arial" w:eastAsia="Arial" w:hAnsi="Arial"/>
-          <w:color w:val="16181C"/>
-          <w:sz w:val="18"/>
-          <w:szCs w:val="18"/>
-        </w:rPr>
-        <w:t xml:space="preserve">Guardrails in the system prompt (discloses it is AI; no prices, results, or medical advice; never claims a booking), per-IP rate limiting, and automatic fallback across Gemini models.</w:t>
+        <w:t xml:space="preserve">Two-way browser voice agent: Web Speech API in and out, Google Gemini replies, sample front-desk demo mode.</w:t>
+      </w:r>
+    </w:p>
+    <w:p>
+      <w:pPr>
+        <w:pStyle w:val="ListParagraph"/>
+        <w:numPr>
+          <w:ilvl w:val="0"/>
+          <w:numId w:val="2"/>
+        </w:numPr>
+        <w:spacing w:after="20"/>
+      </w:pPr>
+      <w:r>
+        <w:rPr>
+          <w:rFonts w:ascii="Arial" w:cs="Arial" w:eastAsia="Arial" w:hAnsi="Arial"/>
+          <w:color w:val="16181C"/>
+          <w:sz w:val="18"/>
+          <w:szCs w:val="18"/>
+        </w:rPr>
+        <w:t xml:space="preserve">Guardrails (discloses it is AI; no prices or medical advice; never claims a booking), per-IP rate limiting, and model fallback.</w:t>
       </w:r>
     </w:p>
     <w:p>

--- a/public/Emmanuel_Nanadoum_Solutions_Engineer_Resume.docx
+++ b/public/Emmanuel_Nanadoum_Solutions_Engineer_Resume.docx
@@ -53,7 +53,7 @@
         </w:rPr>
         <w:t xml:space="preserve"> | </w:t>
       </w:r>
-      <w:hyperlink w:history="1" r:id="rIdzz_waef6hkxlx0ymsgaqn">
+      <w:hyperlink w:history="1" r:id="rId6pjom8wd_jihsoybmbqg5">
         <w:r>
           <w:rPr>
             <w:rFonts w:ascii="Arial" w:cs="Arial" w:eastAsia="Arial" w:hAnsi="Arial"/>
@@ -73,13 +73,14 @@
         </w:rPr>
         <w:t xml:space="preserve"> | </w:t>
       </w:r>
-      <w:hyperlink w:history="1" r:id="rIdnfcq8topps2jmlrjdoz5k">
+      <w:hyperlink w:history="1" r:id="rIdtvntefp5nl5uofi9zudlj">
         <w:r>
           <w:rPr>
             <w:rFonts w:ascii="Arial" w:cs="Arial" w:eastAsia="Arial" w:hAnsi="Arial"/>
-            <w:color w:val="3D4047"/>
+            <w:color w:val="1D3FCF"/>
             <w:sz w:val="18"/>
             <w:szCs w:val="18"/>
+            <w:u w:val="single"/>
           </w:rPr>
           <w:t xml:space="preserve">nanadoum81@gmail.com</w:t>
         </w:r>
@@ -93,13 +94,14 @@
         </w:rPr>
         <w:t xml:space="preserve"> | </w:t>
       </w:r>
-      <w:hyperlink w:history="1" r:id="rIdekwybkjbd0fgwnqh_6aa5">
+      <w:hyperlink w:history="1" r:id="rIdreihth08dn3t_olj137jx">
         <w:r>
           <w:rPr>
             <w:rFonts w:ascii="Arial" w:cs="Arial" w:eastAsia="Arial" w:hAnsi="Arial"/>
-            <w:color w:val="3D4047"/>
+            <w:color w:val="1D3FCF"/>
             <w:sz w:val="18"/>
             <w:szCs w:val="18"/>
+            <w:u w:val="single"/>
           </w:rPr>
           <w:t xml:space="preserve">linkedin.com/in/emmanuel-nanadoum-7971b7a8</w:t>
         </w:r>
@@ -123,7 +125,7 @@
         </w:rPr>
         <w:t xml:space="preserve">Portfolio &amp; live demos: </w:t>
       </w:r>
-      <w:hyperlink w:history="1" r:id="rIdpkieuayfavvtr34cdknzc">
+      <w:hyperlink w:history="1" r:id="rIdrfkp2splrdgxdlkxxunlr">
         <w:r>
           <w:rPr>
             <w:rFonts w:ascii="Arial" w:cs="Arial" w:eastAsia="Arial" w:hAnsi="Arial"/>
@@ -729,7 +731,7 @@
         </w:rPr>
         <w:t xml:space="preserve">	</w:t>
       </w:r>
-      <w:hyperlink w:history="1" r:id="rIds3xxk-iri0gv18ktrfdmc">
+      <w:hyperlink w:history="1" r:id="rIdjumf1c5leua3dwzxq7mjk">
         <w:r>
           <w:rPr>
             <w:rFonts w:ascii="Arial" w:cs="Arial" w:eastAsia="Arial" w:hAnsi="Arial"/>
@@ -739,7 +741,7 @@
             <w:sz w:val="18"/>
             <w:szCs w:val="18"/>
           </w:rPr>
-          <w:t xml:space="preserve">vybe-app-blue.vercel.app</w:t>
+          <w:t xml:space="preserve">vybe-app-blue.vercel.app/variation5</w:t>
         </w:r>
       </w:hyperlink>
     </w:p>
@@ -808,7 +810,7 @@
         </w:rPr>
         <w:t xml:space="preserve">	</w:t>
       </w:r>
-      <w:hyperlink w:history="1" r:id="rId1jb_f4xj6ckbhwtvse6cm">
+      <w:hyperlink w:history="1" r:id="rIddpw7euufifzouucy5xvlx">
         <w:r>
           <w:rPr>
             <w:rFonts w:ascii="Arial" w:cs="Arial" w:eastAsia="Arial" w:hAnsi="Arial"/>
